--- a/SageReasoning_Revenue_Strategy_Research.docx
+++ b/SageReasoning_Revenue_Strategy_Research.docx
@@ -660,7 +660,7 @@
                 <w:sz w:val="20"/>
                 <w:szCs w:val="20"/>
               </w:rPr>
-              <w:t xml:space="preserve">Strong. Provides genuine additional value (unlimited scoring, AI journal). Naming is philosophically resonant.</w:t>
+              <w:t xml:space="preserve">Strong. Provides genuine additional value (unlimited human scoring, AI journal). Naming is philosophically resonant. AI Agent API access is separately tiered: free (1 call/day, 1 deliberation iteration) and paid (configurable limits, up to 3 iterations).</w:t>
             </w:r>
           </w:p>
         </w:tc>
@@ -745,7 +745,7 @@
                 <w:sz w:val="20"/>
                 <w:szCs w:val="20"/>
               </w:rPr>
-              <w:t xml:space="preserve">API ($0.01/call)</w:t>
+              <w:t xml:space="preserve">API (150% of Anthropic cost/call)</w:t>
             </w:r>
           </w:p>
         </w:tc>
@@ -1609,7 +1609,7 @@
         <w:t xml:space="preserve">Decision Scoring for Autonomous Agents. </w:t>
       </w:r>
       <w:r>
-        <w:t xml:space="preserve">AI agents making autonomous decisions (purchasing, scheduling, communication) can score their options through SageReasoning’s /api/score-decision endpoint. The agent submits 2–5 options and receives a virtue-weighted recommendation. This becomes a paid API service at $0.01–$0.02 per scored decision.</w:t>
+        <w:t xml:space="preserve">AI agents making autonomous decisions (purchasing, scheduling, communication) can score their options through SageReasoning’s /api/score-decision endpoint. The agent submits 2–5 options and receives a virtue-weighted recommendation. Pricing is set at 150% of the Anthropic API cost per call (approximately 50% gross margin). Free tier allows 1 API call/day for evaluation; paid tier provides configurable production limits. Deliberation chains are capped at 1 iteration (free) or 3 iterations (paid).</w:t>
       </w:r>
     </w:p>
     <w:p>
@@ -1664,7 +1664,7 @@
         <w:t xml:space="preserve">Revenue estimate: </w:t>
       </w:r>
       <w:r>
-        <w:t xml:space="preserve">Agent-to-agent API calls could scale significantly faster than human users. If 10 AI agent platforms each make 5,000 calls/month at $0.01 per call, that is $500/month from API revenue alone — before accounting for enterprise contracts. The MCP server is the critical enabler: prioritise its completion.</w:t>
+        <w:t xml:space="preserve">Agent-to-agent API calls could scale significantly faster than human users. At 150% of Anthropic API cost per call, if 10 AI agent platforms each make 5,000 calls/month, the revenue scales with actual usage while maintaining 50% gross margin. The free tier (1 call/day) provides just enough for evaluation without enabling production use. Enterprise licence customers can self-host the full Stoic Brain data for a premium fee. The MCP server is the critical enabler: prioritise its completion.</w:t>
       </w:r>
     </w:p>
     <w:p>
@@ -2984,7 +2984,7 @@
                 <w:sz w:val="20"/>
                 <w:szCs w:val="20"/>
               </w:rPr>
-              <w:t xml:space="preserve">The existing 5 actions/day limit is sensible. Implement it server-side to prevent abuse (currently noted as not yet enforced).</w:t>
+              <w:t xml:space="preserve">UPDATE (29 March 2026): AI Agent API rate limits now deployed. Free tier: 1 call/day (30/month), 1 deliberation iteration, 1 baseline retake/month per agent identity. Paid tier: configurable limits, up to 3 deliberation iterations. Human free tier (5 actions/day) enforced server-side.</w:t>
             </w:r>
           </w:p>
         </w:tc>
@@ -5343,7 +5343,7 @@
                 <w:sz w:val="20"/>
                 <w:szCs w:val="20"/>
               </w:rPr>
-              <w:t xml:space="preserve">Contradicts the MIT licence, the open-access mission, and the Stoic tradition of shared wisdom. This would destroy the brand.</w:t>
+              <w:t xml:space="preserve">Contradicts the Stoic tradition of shared wisdom. However, note that the licence has since been changed from MIT to SageReasoning Proprietary Licence v1.0 — this protects the structured data compilation while keeping the philosophical framework overview publicly accessible for discovery and evaluation.</w:t>
             </w:r>
           </w:p>
         </w:tc>
@@ -6118,7 +6118,7 @@
                 <w:sz w:val="20"/>
                 <w:szCs w:val="20"/>
               </w:rPr>
-              <w:t xml:space="preserve">Implement server-side rate limiting immediately. The 5 actions/day limit is sensible but must be enforced.</w:t>
+              <w:t xml:space="preserve">DONE (29 March 2026) — AI Agent API rate limits deployed. Free tier: 1 call/day, 1 deliberation iteration. Paid tier: configurable limits, 3 iterations. Licence changed to proprietary. Public JSON files stripped to conceptual overview; full scoring data is server-side only.</w:t>
             </w:r>
           </w:p>
         </w:tc>
